--- a/probate_templates/form346_personal_rep.docx
+++ b/probate_templates/form346_personal_rep.docx
@@ -1363,16 +1363,15 @@
         </w:rPr>
         <w:tab/>
         <w:tab/>
-        <w:t xml:space="preserve">         </w:t>
         <w:tab/>
         <w:tab/>
+        <w:t>{{APPLICANT_NAME}}</w:t>
       </w:r>
       <w:bookmarkStart w:id="1" w:name="_Hlk120106340"/>
       <w:r>
         <w:rPr>
           <w:b/>
         </w:rPr>
-        <w:t>{{APPLICANT_NAME}}</w:t>
       </w:r>
     </w:p>
     <w:p>

--- a/probate_templates/form346_personal_rep.docx
+++ b/probate_templates/form346_personal_rep.docx
@@ -1348,23 +1348,20 @@
     <w:p>
       <w:pPr>
         <w:pStyle w:val="Normal"/>
-        <w:ind w:firstLine="720" w:start="2880" w:end="0"/>
-        <w:rPr>
-          <w:rFonts w:eastAsia="SimHei;黑体"/>
-          <w:spacing w:val="8"/>
-          <w:lang w:eastAsia="zh-CN"/>
-        </w:rPr>
-      </w:pPr>
-      <w:r>
-        <w:rPr>
-          <w:rFonts w:eastAsia="SimHei;黑体"/>
-          <w:spacing w:val="8"/>
-          <w:lang w:eastAsia="zh-CN"/>
-        </w:rPr>
-        <w:tab/>
-        <w:tab/>
-        <w:tab/>
-        <w:tab/>
+        <w:ind w:start="2880" w:end="0"/>
+        <w:rPr>
+          <w:rFonts w:eastAsia="SimHei;黑体"/>
+          <w:spacing w:val="8"/>
+          <w:lang w:eastAsia="zh-CN"/>
+        </w:rPr>
+        <w:jc w:val="center"/>
+      </w:pPr>
+      <w:r>
+        <w:rPr>
+          <w:rFonts w:eastAsia="SimHei;黑体"/>
+          <w:spacing w:val="8"/>
+          <w:lang w:eastAsia="zh-CN"/>
+        </w:rPr>
         <w:t>{{APPLICANT_NAME}}</w:t>
       </w:r>
       <w:bookmarkStart w:id="1" w:name="_Hlk120106340"/>
